--- a/docs/CW2_final_report.docx
+++ b/docs/CW2_final_report.docx
@@ -278,13 +278,7 @@
         <w:rPr>
           <w:lang w:val="en-US"/>
         </w:rPr>
-        <w:t xml:space="preserve"> </w:t>
-      </w:r>
-      <w:r>
-        <w:rPr>
-          <w:lang w:val="en-US"/>
-        </w:rPr>
-        <w:t>[INSERT]</w:t>
+        <w:t xml:space="preserve"> [INSERT]</w:t>
       </w:r>
     </w:p>
     <w:p>
@@ -308,13 +302,7 @@
         <w:rPr>
           <w:lang w:val="en-US"/>
         </w:rPr>
-        <w:t xml:space="preserve"> </w:t>
-      </w:r>
-      <w:r>
-        <w:rPr>
-          <w:lang w:val="en-US"/>
-        </w:rPr>
-        <w:t>[INSERT]</w:t>
+        <w:t xml:space="preserve"> [INSERT]</w:t>
       </w:r>
     </w:p>
     <w:p>
@@ -332,13 +320,7 @@
         <w:rPr>
           <w:lang w:val="en-US"/>
         </w:rPr>
-        <w:t xml:space="preserve">Average attempts per quiz: </w:t>
-      </w:r>
-      <w:r>
-        <w:rPr>
-          <w:lang w:val="en-US"/>
-        </w:rPr>
-        <w:t>[INSERT]</w:t>
+        <w:t>Average attempts per quiz: [INSERT]</w:t>
       </w:r>
     </w:p>
     <w:p>
@@ -533,7 +515,19 @@
         <w:rPr>
           <w:lang w:val="en-US"/>
         </w:rPr>
-        <w:t xml:space="preserve">, its crucial that it meets all the criteria for an educational tool. </w:t>
+        <w:t xml:space="preserve">, </w:t>
+      </w:r>
+      <w:r>
+        <w:rPr>
+          <w:lang w:val="en-US"/>
+        </w:rPr>
+        <w:t>it’s</w:t>
+      </w:r>
+      <w:r>
+        <w:rPr>
+          <w:lang w:val="en-US"/>
+        </w:rPr>
+        <w:t xml:space="preserve"> crucial that it meets all the criteria for an educational tool. </w:t>
       </w:r>
       <w:r>
         <w:rPr>
@@ -686,6 +680,12 @@
           <w:lang w:val="en-US"/>
         </w:rPr>
         <w:t xml:space="preserve">dashboard. </w:t>
+      </w:r>
+      <w:r>
+        <w:rPr>
+          <w:lang w:val="en-US"/>
+        </w:rPr>
+        <w:t>Also, a developer is in charge of maintaining all the source code.</w:t>
       </w:r>
     </w:p>
     <w:p>
@@ -920,13 +920,7 @@
         <w:rPr>
           <w:lang w:val="en-US"/>
         </w:rPr>
-        <w:t xml:space="preserve">views for all exhibits: </w:t>
-      </w:r>
-      <w:r>
-        <w:rPr>
-          <w:lang w:val="en-US"/>
-        </w:rPr>
-        <w:t>[INSERT]</w:t>
+        <w:t>views for all exhibits: [INSERT]</w:t>
       </w:r>
     </w:p>
     <w:p>
@@ -1423,6 +1417,99 @@
       </w:r>
     </w:p>
     <w:p>
+      <w:r>
+        <w:t xml:space="preserve">When evaluating the design choices made for this system, there were a couple </w:t>
+      </w:r>
+      <w:r>
+        <w:t xml:space="preserve">of trade-off decisions that were made. Firstly, </w:t>
+      </w:r>
+      <w:r>
+        <w:t xml:space="preserve">an idea which was not pursued is that following a submission of a quiz, the user could see feedback </w:t>
+      </w:r>
+      <w:r>
+        <w:t>for their answers in terms of what they got wrong and right</w:t>
+      </w:r>
+      <w:r>
+        <w:t>. However, this was deemed too complicated by the development team as it is too complex in terms of the underlying database tables that would have to be implemented</w:t>
+      </w:r>
+      <w:r>
+        <w:t>. Also</w:t>
+      </w:r>
+      <w:r>
+        <w:t>,</w:t>
+      </w:r>
+      <w:r>
+        <w:t xml:space="preserve"> if the user got a question wrong then </w:t>
+      </w:r>
+      <w:r>
+        <w:t xml:space="preserve">there would have to be some logic to figure out what the right answer is and how to display that on the frontend. </w:t>
+      </w:r>
+    </w:p>
+    <w:p>
+      <w:r>
+        <w:t xml:space="preserve">Furthermore, </w:t>
+      </w:r>
+      <w:r>
+        <w:t xml:space="preserve">another feature which was discussed but not implemented </w:t>
+      </w:r>
+      <w:r>
+        <w:t xml:space="preserve">was </w:t>
+      </w:r>
+      <w:r>
+        <w:t xml:space="preserve">a report function which would allow users to report other users’ usernames if they are </w:t>
+      </w:r>
+      <w:r>
+        <w:t xml:space="preserve">offensive or inappropriate. However, </w:t>
+      </w:r>
+      <w:r>
+        <w:t xml:space="preserve">it was never implemented </w:t>
+      </w:r>
+      <w:r>
+        <w:t xml:space="preserve">due to time constraints </w:t>
+      </w:r>
+      <w:r>
+        <w:t xml:space="preserve">until the deadline and </w:t>
+      </w:r>
+      <w:r>
+        <w:t>a decision to instead</w:t>
+      </w:r>
+      <w:r>
+        <w:t xml:space="preserve"> review all comments as a default because the system for educational purposes. </w:t>
+      </w:r>
+    </w:p>
+    <w:p>
+      <w:r>
+        <w:t xml:space="preserve">In addition, </w:t>
+      </w:r>
+      <w:r>
+        <w:t xml:space="preserve">there was an idea to implement age limits for our system </w:t>
+      </w:r>
+      <w:r>
+        <w:t xml:space="preserve">which would restrict users of certain ages from accessing the web application. </w:t>
+      </w:r>
+      <w:r>
+        <w:t xml:space="preserve">However, the development team struggled to think </w:t>
+      </w:r>
+      <w:r>
+        <w:lastRenderedPageBreak/>
+        <w:t xml:space="preserve">of a way to verify the age of the user </w:t>
+      </w:r>
+      <w:r>
+        <w:t xml:space="preserve">and decided it was better to make to the system accessible to everyone, as a way of promoting its educational resources. </w:t>
+      </w:r>
+    </w:p>
+    <w:p>
+      <w:r>
+        <w:t xml:space="preserve">Finally, one last design choice which was </w:t>
+      </w:r>
+      <w:r>
+        <w:t xml:space="preserve">rejected was the potential to retake quizzes for each user. However, this was not implemented as </w:t>
+      </w:r>
+      <w:r>
+        <w:t xml:space="preserve">if a user did one quiz twice then the points would count twice and the complexity of trying to work out the point difference was deemed outside the scope. </w:t>
+      </w:r>
+    </w:p>
+    <w:p>
       <w:pPr>
         <w:pStyle w:val="Heading1"/>
       </w:pPr>
@@ -1485,7 +1572,176 @@
         <w:t>Future roadmap</w:t>
       </w:r>
     </w:p>
-    <w:p/>
+    <w:p>
+      <w:r>
+        <w:t xml:space="preserve">Looking into </w:t>
+      </w:r>
+      <w:r>
+        <w:t xml:space="preserve">the future, there are a couple of features </w:t>
+      </w:r>
+      <w:r>
+        <w:t xml:space="preserve">and improvements that could be implemented to make the system even better. </w:t>
+      </w:r>
+      <w:r>
+        <w:t xml:space="preserve">Firstly, </w:t>
+      </w:r>
+      <w:r>
+        <w:t xml:space="preserve">there could be a search and filtering feature for </w:t>
+      </w:r>
+      <w:r>
+        <w:t>quizzes</w:t>
+      </w:r>
+      <w:r>
+        <w:t xml:space="preserve"> which allow for visitors of the museum to locate </w:t>
+      </w:r>
+      <w:r>
+        <w:t xml:space="preserve">specific </w:t>
+      </w:r>
+      <w:r>
+        <w:t>quizzes</w:t>
+      </w:r>
+      <w:r>
+        <w:t xml:space="preserve"> quicker. This would improve the overall experience for the user because as more </w:t>
+      </w:r>
+      <w:r>
+        <w:t>quizzes</w:t>
+      </w:r>
+      <w:r>
+        <w:t xml:space="preserve"> are added </w:t>
+      </w:r>
+      <w:r>
+        <w:t xml:space="preserve">to the museum, the navigation of these </w:t>
+      </w:r>
+      <w:r>
+        <w:t>quizzes</w:t>
+      </w:r>
+      <w:r>
+        <w:t xml:space="preserve"> could become increasingly challenging. </w:t>
+      </w:r>
+      <w:r>
+        <w:t xml:space="preserve">Therefore, a search and filter feature would allow for users to navigate through </w:t>
+      </w:r>
+      <w:r>
+        <w:t xml:space="preserve">a large number of </w:t>
+      </w:r>
+      <w:r>
+        <w:t>quizzes</w:t>
+      </w:r>
+      <w:r>
+        <w:t xml:space="preserve"> </w:t>
+      </w:r>
+      <w:r>
+        <w:t xml:space="preserve">efficiently. In terms of the estimated </w:t>
+      </w:r>
+      <w:r>
+        <w:t>effort,</w:t>
+      </w:r>
+      <w:r>
+        <w:t xml:space="preserve"> it could be considered quite moderate </w:t>
+      </w:r>
+      <w:r>
+        <w:t xml:space="preserve">as it would require a </w:t>
+      </w:r>
+      <w:r>
+        <w:t>search bar on the frontend as well</w:t>
+      </w:r>
+      <w:r>
+        <w:t>.</w:t>
+      </w:r>
+    </w:p>
+    <w:p>
+      <w:r>
+        <w:t xml:space="preserve">Secondly, </w:t>
+      </w:r>
+      <w:r>
+        <w:t>there is the potential to add age verification for the users of the system. This would be a good addition because some of the exhibits may present sensitive information which may be deemed unsuitable to younger users</w:t>
+      </w:r>
+      <w:r>
+        <w:t xml:space="preserve">. Therefore, by setting an age restriction and making it </w:t>
+      </w:r>
+      <w:r>
+        <w:t xml:space="preserve">impossible for users of a certain age to access the system would prevent </w:t>
+      </w:r>
+      <w:r>
+        <w:t>young children from being exposed to unsuitable information.</w:t>
+      </w:r>
+      <w:r>
+        <w:t xml:space="preserve"> </w:t>
+      </w:r>
+      <w:r>
+        <w:t xml:space="preserve">In terms of estimated effort, this would require a lot of changes to the database so would be medium to high on effort levels. </w:t>
+      </w:r>
+    </w:p>
+    <w:p>
+      <w:r>
+        <w:t xml:space="preserve">Furthermore, </w:t>
+      </w:r>
+      <w:r>
+        <w:t xml:space="preserve">a </w:t>
+      </w:r>
+      <w:r>
+        <w:t>leader board</w:t>
+      </w:r>
+      <w:r>
+        <w:t xml:space="preserve"> to present the quiz scores </w:t>
+      </w:r>
+      <w:r>
+        <w:t xml:space="preserve">would add a competitive element to the quizzes and potentially make them more </w:t>
+      </w:r>
+      <w:r>
+        <w:t xml:space="preserve">encouraging for users to improve their scores. </w:t>
+      </w:r>
+      <w:r>
+        <w:t xml:space="preserve">This would therefore increase the users educational experience as the more they read the exhibits and complete the quizzes, the greater their understanding levels reach. </w:t>
+      </w:r>
+      <w:r>
+        <w:t xml:space="preserve">However, it would be important to note this as an optional feature which users can </w:t>
+      </w:r>
+      <w:r>
+        <w:t xml:space="preserve">opt in and out of to stay in line with </w:t>
+      </w:r>
+      <w:r>
+        <w:t>topics discussed in the ethics document.</w:t>
+      </w:r>
+      <w:r>
+        <w:t xml:space="preserve"> In terms of estimated effort, this would be considered relatively low </w:t>
+      </w:r>
+      <w:r>
+        <w:t>as there is already something sim</w:t>
+      </w:r>
+      <w:r>
+        <w:t xml:space="preserve">ilar in the system with the analytics table. </w:t>
+      </w:r>
+    </w:p>
+    <w:p>
+      <w:r>
+        <w:t>Finally</w:t>
+      </w:r>
+      <w:r>
+        <w:t xml:space="preserve">, there could be the implementation of difficulty levels in the quizzes with more </w:t>
+      </w:r>
+      <w:r>
+        <w:t>challenging</w:t>
+      </w:r>
+      <w:r>
+        <w:t xml:space="preserve"> </w:t>
+      </w:r>
+      <w:r>
+        <w:t xml:space="preserve">quizzes having longer, more complex questions as supposed to multiple choice answers. </w:t>
+      </w:r>
+      <w:r>
+        <w:t>This would challenge the users and allow for a steady progression in their learning on the topics they read about in the museum. In terms of estimated effort</w:t>
+      </w:r>
+      <w:r>
+        <w:t>,</w:t>
+      </w:r>
+      <w:r>
+        <w:t xml:space="preserve"> this would be </w:t>
+      </w:r>
+      <w:r>
+        <w:t xml:space="preserve">relatively low as it would just consist of creating a couple more quizzes without multiple choice questions. </w:t>
+      </w:r>
+    </w:p>
     <w:p/>
     <w:sectPr>
       <w:pgSz w:w="11906" w:h="16838"/>

--- a/docs/CW2_final_report.docx
+++ b/docs/CW2_final_report.docx
@@ -254,7 +254,7 @@
         <w:rPr>
           <w:lang w:val="en-US"/>
         </w:rPr>
-        <w:t>[INSERT]</w:t>
+        <w:t>24</w:t>
       </w:r>
     </w:p>
     <w:p>
@@ -272,13 +272,43 @@
         <w:rPr>
           <w:lang w:val="en-US"/>
         </w:rPr>
-        <w:t>Average score:</w:t>
-      </w:r>
-      <w:r>
-        <w:rPr>
-          <w:lang w:val="en-US"/>
-        </w:rPr>
-        <w:t xml:space="preserve"> [INSERT]</w:t>
+        <w:t>Average score</w:t>
+      </w:r>
+      <w:r>
+        <w:rPr>
+          <w:lang w:val="en-US"/>
+        </w:rPr>
+        <w:t xml:space="preserve"> per each quiz</w:t>
+      </w:r>
+      <w:r>
+        <w:rPr>
+          <w:lang w:val="en-US"/>
+        </w:rPr>
+        <w:t>:</w:t>
+      </w:r>
+      <w:r>
+        <w:rPr>
+          <w:lang w:val="en-US"/>
+        </w:rPr>
+        <w:t xml:space="preserve"> </w:t>
+      </w:r>
+      <w:r>
+        <w:rPr>
+          <w:lang w:val="en-US"/>
+        </w:rPr>
+        <w:t>E.g.</w:t>
+      </w:r>
+      <w:r>
+        <w:rPr>
+          <w:lang w:val="en-US"/>
+        </w:rPr>
+        <w:t>,</w:t>
+      </w:r>
+      <w:r>
+        <w:rPr>
+          <w:lang w:val="en-US"/>
+        </w:rPr>
+        <w:t xml:space="preserve"> Grok Bias quiz = 6 attempts and 91.67 average score </w:t>
       </w:r>
     </w:p>
     <w:p>
@@ -296,31 +326,31 @@
         <w:rPr>
           <w:lang w:val="en-US"/>
         </w:rPr>
-        <w:t>Pass rate:</w:t>
-      </w:r>
-      <w:r>
-        <w:rPr>
-          <w:lang w:val="en-US"/>
-        </w:rPr>
-        <w:t xml:space="preserve"> [INSERT]</w:t>
-      </w:r>
-    </w:p>
-    <w:p>
-      <w:pPr>
-        <w:pStyle w:val="ListParagraph"/>
-        <w:numPr>
-          <w:ilvl w:val="0"/>
-          <w:numId w:val="4"/>
-        </w:numPr>
-        <w:rPr>
-          <w:lang w:val="en-US"/>
-        </w:rPr>
-      </w:pPr>
-      <w:r>
-        <w:rPr>
-          <w:lang w:val="en-US"/>
-        </w:rPr>
-        <w:t>Average attempts per quiz: [INSERT]</w:t>
+        <w:t>Pass rate</w:t>
+      </w:r>
+      <w:r>
+        <w:rPr>
+          <w:lang w:val="en-US"/>
+        </w:rPr>
+        <w:t xml:space="preserve"> per each quiz</w:t>
+      </w:r>
+      <w:r>
+        <w:rPr>
+          <w:lang w:val="en-US"/>
+        </w:rPr>
+        <w:t>:</w:t>
+      </w:r>
+      <w:r>
+        <w:rPr>
+          <w:lang w:val="en-US"/>
+        </w:rPr>
+        <w:t xml:space="preserve"> </w:t>
+      </w:r>
+      <w:r>
+        <w:rPr>
+          <w:lang w:val="en-US"/>
+        </w:rPr>
+        <w:t>E.g., Grok Bias quiz = 6 attempts and 88.33 pass rate</w:t>
       </w:r>
     </w:p>
     <w:p>
@@ -346,7 +376,43 @@
         <w:rPr>
           <w:lang w:val="en-US"/>
         </w:rPr>
-        <w:t xml:space="preserve">… </w:t>
+        <w:t xml:space="preserve">The </w:t>
+      </w:r>
+      <w:r>
+        <w:rPr>
+          <w:lang w:val="en-US"/>
+        </w:rPr>
+        <w:t>analysis</w:t>
+      </w:r>
+      <w:r>
+        <w:rPr>
+          <w:lang w:val="en-US"/>
+        </w:rPr>
+        <w:t xml:space="preserve"> of the results shown above demonstrate th</w:t>
+      </w:r>
+      <w:r>
+        <w:rPr>
+          <w:lang w:val="en-US"/>
+        </w:rPr>
+        <w:t xml:space="preserve">e analytics the system gathers based off quiz performance. The average score per quiz and the pass rate shows how users are generally performing for each quiz </w:t>
+      </w:r>
+      <w:r>
+        <w:rPr>
+          <w:lang w:val="en-US"/>
+        </w:rPr>
+        <w:t xml:space="preserve">and if they are a beneficial learning tool. The system also collects the total quiz attempts to show how many </w:t>
+      </w:r>
+      <w:r>
+        <w:rPr>
+          <w:lang w:val="en-US"/>
+        </w:rPr>
+        <w:t xml:space="preserve">quizzes are being taken by the users of the system to test their knowledge on what they have learnt from the exhibits. </w:t>
+      </w:r>
+      <w:r>
+        <w:rPr>
+          <w:lang w:val="en-US"/>
+        </w:rPr>
+        <w:t xml:space="preserve"> </w:t>
       </w:r>
     </w:p>
     <w:p>
@@ -475,7 +541,14 @@
         <w:rPr>
           <w:lang w:val="en-US"/>
         </w:rPr>
-        <w:t xml:space="preserve">some of the users who take the quizzes may have prior knowledge on the subject and therefore the quiz is not testing how effective </w:t>
+        <w:t xml:space="preserve">some of the users who take the quizzes may have </w:t>
+      </w:r>
+      <w:r>
+        <w:rPr>
+          <w:lang w:val="en-US"/>
+        </w:rPr>
+        <w:lastRenderedPageBreak/>
+        <w:t xml:space="preserve">prior knowledge on the subject and therefore the quiz is not testing how effective </w:t>
       </w:r>
       <w:r>
         <w:rPr>
@@ -495,7 +568,6 @@
         <w:rPr>
           <w:lang w:val="en-US"/>
         </w:rPr>
-        <w:lastRenderedPageBreak/>
         <w:t>2. Transparency</w:t>
       </w:r>
     </w:p>
@@ -847,13 +919,37 @@
         <w:rPr>
           <w:lang w:val="en-US"/>
         </w:rPr>
-        <w:t xml:space="preserve"> a count for the number of views per exhibit, the total number of quiz attempts that took </w:t>
-      </w:r>
-      <w:r>
-        <w:rPr>
-          <w:lang w:val="en-US"/>
-        </w:rPr>
-        <w:t xml:space="preserve">place as a whole and user behavior pattern such as quiz completion. </w:t>
+        <w:t xml:space="preserve"> a count for the number of views per exhibit, </w:t>
+      </w:r>
+      <w:r>
+        <w:rPr>
+          <w:lang w:val="en-US"/>
+        </w:rPr>
+        <w:t xml:space="preserve">the total number of views for all the exhibits and </w:t>
+      </w:r>
+      <w:r>
+        <w:rPr>
+          <w:lang w:val="en-US"/>
+        </w:rPr>
+        <w:t xml:space="preserve">the total number of quiz attempts that took </w:t>
+      </w:r>
+      <w:r>
+        <w:rPr>
+          <w:lang w:val="en-US"/>
+        </w:rPr>
+        <w:t>place as a whole</w:t>
+      </w:r>
+      <w:r>
+        <w:rPr>
+          <w:lang w:val="en-US"/>
+        </w:rPr>
+        <w:t>.</w:t>
+      </w:r>
+      <w:r>
+        <w:rPr>
+          <w:lang w:val="en-US"/>
+        </w:rPr>
+        <w:t xml:space="preserve"> </w:t>
       </w:r>
       <w:r>
         <w:rPr>
@@ -896,7 +992,13 @@
         <w:rPr>
           <w:lang w:val="en-US"/>
         </w:rPr>
-        <w:t>: [INSERT]</w:t>
+        <w:t xml:space="preserve">: </w:t>
+      </w:r>
+      <w:r>
+        <w:rPr>
+          <w:lang w:val="en-US"/>
+        </w:rPr>
+        <w:t>E.g., Fake Hollywood Fire = 30 views</w:t>
       </w:r>
     </w:p>
     <w:p>
@@ -920,7 +1022,13 @@
         <w:rPr>
           <w:lang w:val="en-US"/>
         </w:rPr>
-        <w:t>views for all exhibits: [INSERT]</w:t>
+        <w:t xml:space="preserve">views for all exhibits: </w:t>
+      </w:r>
+      <w:r>
+        <w:rPr>
+          <w:lang w:val="en-US"/>
+        </w:rPr>
+        <w:t>80</w:t>
       </w:r>
     </w:p>
     <w:p>
@@ -944,25 +1052,7 @@
         <w:rPr>
           <w:lang w:val="en-US"/>
         </w:rPr>
-        <w:t>[INSERT]</w:t>
-      </w:r>
-    </w:p>
-    <w:p>
-      <w:pPr>
-        <w:pStyle w:val="ListParagraph"/>
-        <w:numPr>
-          <w:ilvl w:val="0"/>
-          <w:numId w:val="5"/>
-        </w:numPr>
-        <w:rPr>
-          <w:lang w:val="en-US"/>
-        </w:rPr>
-      </w:pPr>
-      <w:r>
-        <w:rPr>
-          <w:lang w:val="en-US"/>
-        </w:rPr>
-        <w:t>Quiz pass rate: [INSERT]</w:t>
+        <w:t>24</w:t>
       </w:r>
     </w:p>
     <w:p>
@@ -988,6 +1078,7 @@
         <w:rPr>
           <w:lang w:val="en-US"/>
         </w:rPr>
+        <w:lastRenderedPageBreak/>
         <w:t>The limitations for</w:t>
       </w:r>
       <w:r>
@@ -1024,14 +1115,7 @@
         <w:rPr>
           <w:lang w:val="en-US"/>
         </w:rPr>
-        <w:t xml:space="preserve"> and users are not </w:t>
-      </w:r>
-      <w:r>
-        <w:rPr>
-          <w:lang w:val="en-US"/>
-        </w:rPr>
-        <w:lastRenderedPageBreak/>
-        <w:t>able to provide any feedback to rate the quality of the exhibits.</w:t>
+        <w:t xml:space="preserve"> and users are not able to provide any feedback to rate the quality of the exhibits.</w:t>
       </w:r>
       <w:r>
         <w:rPr>
@@ -1459,7 +1543,11 @@
         <w:t xml:space="preserve">a report function which would allow users to report other users’ usernames if they are </w:t>
       </w:r>
       <w:r>
-        <w:t xml:space="preserve">offensive or inappropriate. However, </w:t>
+        <w:t xml:space="preserve">offensive or inappropriate. </w:t>
+      </w:r>
+      <w:r>
+        <w:lastRenderedPageBreak/>
+        <w:t xml:space="preserve">However, </w:t>
       </w:r>
       <w:r>
         <w:t xml:space="preserve">it was never implemented </w:t>
@@ -1488,11 +1576,7 @@
         <w:t xml:space="preserve">which would restrict users of certain ages from accessing the web application. </w:t>
       </w:r>
       <w:r>
-        <w:t xml:space="preserve">However, the development team struggled to think </w:t>
-      </w:r>
-      <w:r>
-        <w:lastRenderedPageBreak/>
-        <w:t xml:space="preserve">of a way to verify the age of the user </w:t>
+        <w:t xml:space="preserve">However, the development team struggled to think of a way to verify the age of the user </w:t>
       </w:r>
       <w:r>
         <w:t xml:space="preserve">and decided it was better to make to the system accessible to everyone, as a way of promoting its educational resources. </w:t>
@@ -1522,8 +1606,13 @@
         <w:t>The ethical_and_legal</w:t>
       </w:r>
       <w:r>
-        <w:t>_considerations_final.pdf which can be located in the ethics_and_licensing</w:t>
-      </w:r>
+        <w:t xml:space="preserve">_considerations_final.pdf which can be located in the </w:t>
+      </w:r>
+      <w:proofErr w:type="spellStart"/>
+      <w:r>
+        <w:t>ethics_and_licensing</w:t>
+      </w:r>
+      <w:proofErr w:type="spellEnd"/>
       <w:r>
         <w:t xml:space="preserve"> </w:t>
       </w:r>

--- a/docs/CW2_final_report.docx
+++ b/docs/CW2_final_report.docx
@@ -181,7 +181,31 @@
         <w:rPr>
           <w:lang w:val="en-US"/>
         </w:rPr>
-        <w:t xml:space="preserve">The system collects three key metrics such as the number of attempts per quiz, the </w:t>
+        <w:t xml:space="preserve">The system collects key metrics such as the </w:t>
+      </w:r>
+      <w:r>
+        <w:rPr>
+          <w:lang w:val="en-US"/>
+        </w:rPr>
+        <w:t xml:space="preserve">total </w:t>
+      </w:r>
+      <w:r>
+        <w:rPr>
+          <w:lang w:val="en-US"/>
+        </w:rPr>
+        <w:t>number of attempts per quiz</w:t>
+      </w:r>
+      <w:r>
+        <w:rPr>
+          <w:lang w:val="en-US"/>
+        </w:rPr>
+        <w:t xml:space="preserve"> as well as the total quiz attempts overall</w:t>
+      </w:r>
+      <w:r>
+        <w:rPr>
+          <w:lang w:val="en-US"/>
+        </w:rPr>
+        <w:t xml:space="preserve">, the </w:t>
       </w:r>
       <w:r>
         <w:rPr>
@@ -193,7 +217,25 @@
         <w:rPr>
           <w:lang w:val="en-US"/>
         </w:rPr>
-        <w:t xml:space="preserve"> score across all quizzes and the pass rate</w:t>
+        <w:t xml:space="preserve"> score </w:t>
+      </w:r>
+      <w:r>
+        <w:rPr>
+          <w:lang w:val="en-US"/>
+        </w:rPr>
+        <w:t>per</w:t>
+      </w:r>
+      <w:r>
+        <w:rPr>
+          <w:lang w:val="en-US"/>
+        </w:rPr>
+        <w:t xml:space="preserve"> quiz and the pass rate</w:t>
+      </w:r>
+      <w:r>
+        <w:rPr>
+          <w:lang w:val="en-US"/>
+        </w:rPr>
+        <w:t xml:space="preserve"> of each quiz</w:t>
       </w:r>
       <w:r>
         <w:rPr>

--- a/docs/CW2_final_report.docx
+++ b/docs/CW2_final_report.docx
@@ -181,7 +181,31 @@
         <w:rPr>
           <w:lang w:val="en-US"/>
         </w:rPr>
-        <w:t xml:space="preserve">The system collects three key metrics such as the number of attempts per quiz, the </w:t>
+        <w:t xml:space="preserve">The system collects key metrics such as the </w:t>
+      </w:r>
+      <w:r>
+        <w:rPr>
+          <w:lang w:val="en-US"/>
+        </w:rPr>
+        <w:t xml:space="preserve">total </w:t>
+      </w:r>
+      <w:r>
+        <w:rPr>
+          <w:lang w:val="en-US"/>
+        </w:rPr>
+        <w:t>number of attempts per quiz</w:t>
+      </w:r>
+      <w:r>
+        <w:rPr>
+          <w:lang w:val="en-US"/>
+        </w:rPr>
+        <w:t xml:space="preserve"> as well as the total quiz attempts overall</w:t>
+      </w:r>
+      <w:r>
+        <w:rPr>
+          <w:lang w:val="en-US"/>
+        </w:rPr>
+        <w:t xml:space="preserve">, the </w:t>
       </w:r>
       <w:r>
         <w:rPr>
@@ -193,7 +217,25 @@
         <w:rPr>
           <w:lang w:val="en-US"/>
         </w:rPr>
-        <w:t xml:space="preserve"> score across all quizzes and the pass rate</w:t>
+        <w:t xml:space="preserve"> score </w:t>
+      </w:r>
+      <w:r>
+        <w:rPr>
+          <w:lang w:val="en-US"/>
+        </w:rPr>
+        <w:t>per</w:t>
+      </w:r>
+      <w:r>
+        <w:rPr>
+          <w:lang w:val="en-US"/>
+        </w:rPr>
+        <w:t xml:space="preserve"> quiz and the pass rate</w:t>
+      </w:r>
+      <w:r>
+        <w:rPr>
+          <w:lang w:val="en-US"/>
+        </w:rPr>
+        <w:t xml:space="preserve"> of each quiz</w:t>
       </w:r>
       <w:r>
         <w:rPr>
@@ -254,7 +296,7 @@
         <w:rPr>
           <w:lang w:val="en-US"/>
         </w:rPr>
-        <w:t>[INSERT]</w:t>
+        <w:t>24</w:t>
       </w:r>
     </w:p>
     <w:p>
@@ -272,7 +314,19 @@
         <w:rPr>
           <w:lang w:val="en-US"/>
         </w:rPr>
-        <w:t>Average score:</w:t>
+        <w:t>Average score</w:t>
+      </w:r>
+      <w:r>
+        <w:rPr>
+          <w:lang w:val="en-US"/>
+        </w:rPr>
+        <w:t xml:space="preserve"> per each quiz</w:t>
+      </w:r>
+      <w:r>
+        <w:rPr>
+          <w:lang w:val="en-US"/>
+        </w:rPr>
+        <w:t>:</w:t>
       </w:r>
       <w:r>
         <w:rPr>
@@ -284,7 +338,19 @@
         <w:rPr>
           <w:lang w:val="en-US"/>
         </w:rPr>
-        <w:t>[INSERT]</w:t>
+        <w:t>E.g.</w:t>
+      </w:r>
+      <w:r>
+        <w:rPr>
+          <w:lang w:val="en-US"/>
+        </w:rPr>
+        <w:t>,</w:t>
+      </w:r>
+      <w:r>
+        <w:rPr>
+          <w:lang w:val="en-US"/>
+        </w:rPr>
+        <w:t xml:space="preserve"> Grok Bias quiz = 6 attempts and 91.67 average score </w:t>
       </w:r>
     </w:p>
     <w:p>
@@ -302,7 +368,19 @@
         <w:rPr>
           <w:lang w:val="en-US"/>
         </w:rPr>
-        <w:t>Pass rate:</w:t>
+        <w:t>Pass rate</w:t>
+      </w:r>
+      <w:r>
+        <w:rPr>
+          <w:lang w:val="en-US"/>
+        </w:rPr>
+        <w:t xml:space="preserve"> per each quiz</w:t>
+      </w:r>
+      <w:r>
+        <w:rPr>
+          <w:lang w:val="en-US"/>
+        </w:rPr>
+        <w:t>:</w:t>
       </w:r>
       <w:r>
         <w:rPr>
@@ -314,31 +392,7 @@
         <w:rPr>
           <w:lang w:val="en-US"/>
         </w:rPr>
-        <w:t>[INSERT]</w:t>
-      </w:r>
-    </w:p>
-    <w:p>
-      <w:pPr>
-        <w:pStyle w:val="ListParagraph"/>
-        <w:numPr>
-          <w:ilvl w:val="0"/>
-          <w:numId w:val="4"/>
-        </w:numPr>
-        <w:rPr>
-          <w:lang w:val="en-US"/>
-        </w:rPr>
-      </w:pPr>
-      <w:r>
-        <w:rPr>
-          <w:lang w:val="en-US"/>
-        </w:rPr>
-        <w:t xml:space="preserve">Average attempts per quiz: </w:t>
-      </w:r>
-      <w:r>
-        <w:rPr>
-          <w:lang w:val="en-US"/>
-        </w:rPr>
-        <w:t>[INSERT]</w:t>
+        <w:t>E.g., Grok Bias quiz = 6 attempts and 88.33 pass rate</w:t>
       </w:r>
     </w:p>
     <w:p>
@@ -364,7 +418,43 @@
         <w:rPr>
           <w:lang w:val="en-US"/>
         </w:rPr>
-        <w:t xml:space="preserve">… </w:t>
+        <w:t xml:space="preserve">The </w:t>
+      </w:r>
+      <w:r>
+        <w:rPr>
+          <w:lang w:val="en-US"/>
+        </w:rPr>
+        <w:t>analysis</w:t>
+      </w:r>
+      <w:r>
+        <w:rPr>
+          <w:lang w:val="en-US"/>
+        </w:rPr>
+        <w:t xml:space="preserve"> of the results shown above demonstrate th</w:t>
+      </w:r>
+      <w:r>
+        <w:rPr>
+          <w:lang w:val="en-US"/>
+        </w:rPr>
+        <w:t xml:space="preserve">e analytics the system gathers based off quiz performance. The average score per quiz and the pass rate shows how users are generally performing for each quiz </w:t>
+      </w:r>
+      <w:r>
+        <w:rPr>
+          <w:lang w:val="en-US"/>
+        </w:rPr>
+        <w:t xml:space="preserve">and if they are a beneficial learning tool. The system also collects the total quiz attempts to show how many </w:t>
+      </w:r>
+      <w:r>
+        <w:rPr>
+          <w:lang w:val="en-US"/>
+        </w:rPr>
+        <w:t xml:space="preserve">quizzes are being taken by the users of the system to test their knowledge on what they have learnt from the exhibits. </w:t>
+      </w:r>
+      <w:r>
+        <w:rPr>
+          <w:lang w:val="en-US"/>
+        </w:rPr>
+        <w:t xml:space="preserve"> </w:t>
       </w:r>
     </w:p>
     <w:p>
@@ -493,7 +583,14 @@
         <w:rPr>
           <w:lang w:val="en-US"/>
         </w:rPr>
-        <w:t xml:space="preserve">some of the users who take the quizzes may have prior knowledge on the subject and therefore the quiz is not testing how effective </w:t>
+        <w:t xml:space="preserve">some of the users who take the quizzes may have </w:t>
+      </w:r>
+      <w:r>
+        <w:rPr>
+          <w:lang w:val="en-US"/>
+        </w:rPr>
+        <w:lastRenderedPageBreak/>
+        <w:t xml:space="preserve">prior knowledge on the subject and therefore the quiz is not testing how effective </w:t>
       </w:r>
       <w:r>
         <w:rPr>
@@ -513,7 +610,6 @@
         <w:rPr>
           <w:lang w:val="en-US"/>
         </w:rPr>
-        <w:lastRenderedPageBreak/>
         <w:t>2. Transparency</w:t>
       </w:r>
     </w:p>
@@ -533,7 +629,19 @@
         <w:rPr>
           <w:lang w:val="en-US"/>
         </w:rPr>
-        <w:t xml:space="preserve">, its crucial that it meets all the criteria for an educational tool. </w:t>
+        <w:t xml:space="preserve">, </w:t>
+      </w:r>
+      <w:r>
+        <w:rPr>
+          <w:lang w:val="en-US"/>
+        </w:rPr>
+        <w:t>it’s</w:t>
+      </w:r>
+      <w:r>
+        <w:rPr>
+          <w:lang w:val="en-US"/>
+        </w:rPr>
+        <w:t xml:space="preserve"> crucial that it meets all the criteria for an educational tool. </w:t>
       </w:r>
       <w:r>
         <w:rPr>
@@ -687,6 +795,12 @@
         </w:rPr>
         <w:t xml:space="preserve">dashboard. </w:t>
       </w:r>
+      <w:r>
+        <w:rPr>
+          <w:lang w:val="en-US"/>
+        </w:rPr>
+        <w:t>Also, a developer is in charge of maintaining all the source code.</w:t>
+      </w:r>
     </w:p>
     <w:p>
       <w:pPr>
@@ -847,13 +961,37 @@
         <w:rPr>
           <w:lang w:val="en-US"/>
         </w:rPr>
-        <w:t xml:space="preserve"> a count for the number of views per exhibit, the total number of quiz attempts that took </w:t>
-      </w:r>
-      <w:r>
-        <w:rPr>
-          <w:lang w:val="en-US"/>
-        </w:rPr>
-        <w:t xml:space="preserve">place as a whole and user behavior pattern such as quiz completion. </w:t>
+        <w:t xml:space="preserve"> a count for the number of views per exhibit, </w:t>
+      </w:r>
+      <w:r>
+        <w:rPr>
+          <w:lang w:val="en-US"/>
+        </w:rPr>
+        <w:t xml:space="preserve">the total number of views for all the exhibits and </w:t>
+      </w:r>
+      <w:r>
+        <w:rPr>
+          <w:lang w:val="en-US"/>
+        </w:rPr>
+        <w:t xml:space="preserve">the total number of quiz attempts that took </w:t>
+      </w:r>
+      <w:r>
+        <w:rPr>
+          <w:lang w:val="en-US"/>
+        </w:rPr>
+        <w:t>place as a whole</w:t>
+      </w:r>
+      <w:r>
+        <w:rPr>
+          <w:lang w:val="en-US"/>
+        </w:rPr>
+        <w:t>.</w:t>
+      </w:r>
+      <w:r>
+        <w:rPr>
+          <w:lang w:val="en-US"/>
+        </w:rPr>
+        <w:t xml:space="preserve"> </w:t>
       </w:r>
       <w:r>
         <w:rPr>
@@ -896,7 +1034,13 @@
         <w:rPr>
           <w:lang w:val="en-US"/>
         </w:rPr>
-        <w:t>: [INSERT]</w:t>
+        <w:t xml:space="preserve">: </w:t>
+      </w:r>
+      <w:r>
+        <w:rPr>
+          <w:lang w:val="en-US"/>
+        </w:rPr>
+        <w:t>E.g., Fake Hollywood Fire = 30 views</w:t>
       </w:r>
     </w:p>
     <w:p>
@@ -926,7 +1070,7 @@
         <w:rPr>
           <w:lang w:val="en-US"/>
         </w:rPr>
-        <w:t>[INSERT]</w:t>
+        <w:t>80</w:t>
       </w:r>
     </w:p>
     <w:p>
@@ -950,25 +1094,7 @@
         <w:rPr>
           <w:lang w:val="en-US"/>
         </w:rPr>
-        <w:t>[INSERT]</w:t>
-      </w:r>
-    </w:p>
-    <w:p>
-      <w:pPr>
-        <w:pStyle w:val="ListParagraph"/>
-        <w:numPr>
-          <w:ilvl w:val="0"/>
-          <w:numId w:val="5"/>
-        </w:numPr>
-        <w:rPr>
-          <w:lang w:val="en-US"/>
-        </w:rPr>
-      </w:pPr>
-      <w:r>
-        <w:rPr>
-          <w:lang w:val="en-US"/>
-        </w:rPr>
-        <w:t>Quiz pass rate: [INSERT]</w:t>
+        <w:t>24</w:t>
       </w:r>
     </w:p>
     <w:p>
@@ -994,6 +1120,7 @@
         <w:rPr>
           <w:lang w:val="en-US"/>
         </w:rPr>
+        <w:lastRenderedPageBreak/>
         <w:t>The limitations for</w:t>
       </w:r>
       <w:r>
@@ -1030,14 +1157,7 @@
         <w:rPr>
           <w:lang w:val="en-US"/>
         </w:rPr>
-        <w:t xml:space="preserve"> and users are not </w:t>
-      </w:r>
-      <w:r>
-        <w:rPr>
-          <w:lang w:val="en-US"/>
-        </w:rPr>
-        <w:lastRenderedPageBreak/>
-        <w:t>able to provide any feedback to rate the quality of the exhibits.</w:t>
+        <w:t xml:space="preserve"> and users are not able to provide any feedback to rate the quality of the exhibits.</w:t>
       </w:r>
       <w:r>
         <w:rPr>
@@ -1423,6 +1543,99 @@
       </w:r>
     </w:p>
     <w:p>
+      <w:r>
+        <w:t xml:space="preserve">When evaluating the design choices made for this system, there were a couple </w:t>
+      </w:r>
+      <w:r>
+        <w:t xml:space="preserve">of trade-off decisions that were made. Firstly, </w:t>
+      </w:r>
+      <w:r>
+        <w:t xml:space="preserve">an idea which was not pursued is that following a submission of a quiz, the user could see feedback </w:t>
+      </w:r>
+      <w:r>
+        <w:t>for their answers in terms of what they got wrong and right</w:t>
+      </w:r>
+      <w:r>
+        <w:t>. However, this was deemed too complicated by the development team as it is too complex in terms of the underlying database tables that would have to be implemented</w:t>
+      </w:r>
+      <w:r>
+        <w:t>. Also</w:t>
+      </w:r>
+      <w:r>
+        <w:t>,</w:t>
+      </w:r>
+      <w:r>
+        <w:t xml:space="preserve"> if the user got a question wrong then </w:t>
+      </w:r>
+      <w:r>
+        <w:t xml:space="preserve">there would have to be some logic to figure out what the right answer is and how to display that on the frontend. </w:t>
+      </w:r>
+    </w:p>
+    <w:p>
+      <w:r>
+        <w:t xml:space="preserve">Furthermore, </w:t>
+      </w:r>
+      <w:r>
+        <w:t xml:space="preserve">another feature which was discussed but not implemented </w:t>
+      </w:r>
+      <w:r>
+        <w:t xml:space="preserve">was </w:t>
+      </w:r>
+      <w:r>
+        <w:t xml:space="preserve">a report function which would allow users to report other users’ usernames if they are </w:t>
+      </w:r>
+      <w:r>
+        <w:t xml:space="preserve">offensive or inappropriate. </w:t>
+      </w:r>
+      <w:r>
+        <w:lastRenderedPageBreak/>
+        <w:t xml:space="preserve">However, </w:t>
+      </w:r>
+      <w:r>
+        <w:t xml:space="preserve">it was never implemented </w:t>
+      </w:r>
+      <w:r>
+        <w:t xml:space="preserve">due to time constraints </w:t>
+      </w:r>
+      <w:r>
+        <w:t xml:space="preserve">until the deadline and </w:t>
+      </w:r>
+      <w:r>
+        <w:t>a decision to instead</w:t>
+      </w:r>
+      <w:r>
+        <w:t xml:space="preserve"> review all comments as a default because the system for educational purposes. </w:t>
+      </w:r>
+    </w:p>
+    <w:p>
+      <w:r>
+        <w:t xml:space="preserve">In addition, </w:t>
+      </w:r>
+      <w:r>
+        <w:t xml:space="preserve">there was an idea to implement age limits for our system </w:t>
+      </w:r>
+      <w:r>
+        <w:t xml:space="preserve">which would restrict users of certain ages from accessing the web application. </w:t>
+      </w:r>
+      <w:r>
+        <w:t xml:space="preserve">However, the development team struggled to think of a way to verify the age of the user </w:t>
+      </w:r>
+      <w:r>
+        <w:t xml:space="preserve">and decided it was better to make to the system accessible to everyone, as a way of promoting its educational resources. </w:t>
+      </w:r>
+    </w:p>
+    <w:p>
+      <w:r>
+        <w:t xml:space="preserve">Finally, one last design choice which was </w:t>
+      </w:r>
+      <w:r>
+        <w:t xml:space="preserve">rejected was the potential to retake quizzes for each user. However, this was not implemented as </w:t>
+      </w:r>
+      <w:r>
+        <w:t xml:space="preserve">if a user did one quiz twice then the points would count twice and the complexity of trying to work out the point difference was deemed outside the scope. </w:t>
+      </w:r>
+    </w:p>
+    <w:p>
       <w:pPr>
         <w:pStyle w:val="Heading1"/>
       </w:pPr>
@@ -1435,8 +1648,13 @@
         <w:t>The ethical_and_legal</w:t>
       </w:r>
       <w:r>
-        <w:t>_considerations_final.pdf which can be located in the ethics_and_licensing</w:t>
-      </w:r>
+        <w:t xml:space="preserve">_considerations_final.pdf which can be located in the </w:t>
+      </w:r>
+      <w:proofErr w:type="spellStart"/>
+      <w:r>
+        <w:t>ethics_and_licensing</w:t>
+      </w:r>
+      <w:proofErr w:type="spellEnd"/>
       <w:r>
         <w:t xml:space="preserve"> </w:t>
       </w:r>
@@ -1485,7 +1703,176 @@
         <w:t>Future roadmap</w:t>
       </w:r>
     </w:p>
-    <w:p/>
+    <w:p>
+      <w:r>
+        <w:t xml:space="preserve">Looking into </w:t>
+      </w:r>
+      <w:r>
+        <w:t xml:space="preserve">the future, there are a couple of features </w:t>
+      </w:r>
+      <w:r>
+        <w:t xml:space="preserve">and improvements that could be implemented to make the system even better. </w:t>
+      </w:r>
+      <w:r>
+        <w:t xml:space="preserve">Firstly, </w:t>
+      </w:r>
+      <w:r>
+        <w:t xml:space="preserve">there could be a search and filtering feature for </w:t>
+      </w:r>
+      <w:r>
+        <w:t>quizzes</w:t>
+      </w:r>
+      <w:r>
+        <w:t xml:space="preserve"> which allow for visitors of the museum to locate </w:t>
+      </w:r>
+      <w:r>
+        <w:t xml:space="preserve">specific </w:t>
+      </w:r>
+      <w:r>
+        <w:t>quizzes</w:t>
+      </w:r>
+      <w:r>
+        <w:t xml:space="preserve"> quicker. This would improve the overall experience for the user because as more </w:t>
+      </w:r>
+      <w:r>
+        <w:t>quizzes</w:t>
+      </w:r>
+      <w:r>
+        <w:t xml:space="preserve"> are added </w:t>
+      </w:r>
+      <w:r>
+        <w:t xml:space="preserve">to the museum, the navigation of these </w:t>
+      </w:r>
+      <w:r>
+        <w:t>quizzes</w:t>
+      </w:r>
+      <w:r>
+        <w:t xml:space="preserve"> could become increasingly challenging. </w:t>
+      </w:r>
+      <w:r>
+        <w:t xml:space="preserve">Therefore, a search and filter feature would allow for users to navigate through </w:t>
+      </w:r>
+      <w:r>
+        <w:t xml:space="preserve">a large number of </w:t>
+      </w:r>
+      <w:r>
+        <w:t>quizzes</w:t>
+      </w:r>
+      <w:r>
+        <w:t xml:space="preserve"> </w:t>
+      </w:r>
+      <w:r>
+        <w:t xml:space="preserve">efficiently. In terms of the estimated </w:t>
+      </w:r>
+      <w:r>
+        <w:t>effort,</w:t>
+      </w:r>
+      <w:r>
+        <w:t xml:space="preserve"> it could be considered quite moderate </w:t>
+      </w:r>
+      <w:r>
+        <w:t xml:space="preserve">as it would require a </w:t>
+      </w:r>
+      <w:r>
+        <w:t>search bar on the frontend as well</w:t>
+      </w:r>
+      <w:r>
+        <w:t>.</w:t>
+      </w:r>
+    </w:p>
+    <w:p>
+      <w:r>
+        <w:t xml:space="preserve">Secondly, </w:t>
+      </w:r>
+      <w:r>
+        <w:t>there is the potential to add age verification for the users of the system. This would be a good addition because some of the exhibits may present sensitive information which may be deemed unsuitable to younger users</w:t>
+      </w:r>
+      <w:r>
+        <w:t xml:space="preserve">. Therefore, by setting an age restriction and making it </w:t>
+      </w:r>
+      <w:r>
+        <w:t xml:space="preserve">impossible for users of a certain age to access the system would prevent </w:t>
+      </w:r>
+      <w:r>
+        <w:t>young children from being exposed to unsuitable information.</w:t>
+      </w:r>
+      <w:r>
+        <w:t xml:space="preserve"> </w:t>
+      </w:r>
+      <w:r>
+        <w:t xml:space="preserve">In terms of estimated effort, this would require a lot of changes to the database so would be medium to high on effort levels. </w:t>
+      </w:r>
+    </w:p>
+    <w:p>
+      <w:r>
+        <w:t xml:space="preserve">Furthermore, </w:t>
+      </w:r>
+      <w:r>
+        <w:t xml:space="preserve">a </w:t>
+      </w:r>
+      <w:r>
+        <w:t>leader board</w:t>
+      </w:r>
+      <w:r>
+        <w:t xml:space="preserve"> to present the quiz scores </w:t>
+      </w:r>
+      <w:r>
+        <w:t xml:space="preserve">would add a competitive element to the quizzes and potentially make them more </w:t>
+      </w:r>
+      <w:r>
+        <w:t xml:space="preserve">encouraging for users to improve their scores. </w:t>
+      </w:r>
+      <w:r>
+        <w:t xml:space="preserve">This would therefore increase the users educational experience as the more they read the exhibits and complete the quizzes, the greater their understanding levels reach. </w:t>
+      </w:r>
+      <w:r>
+        <w:t xml:space="preserve">However, it would be important to note this as an optional feature which users can </w:t>
+      </w:r>
+      <w:r>
+        <w:t xml:space="preserve">opt in and out of to stay in line with </w:t>
+      </w:r>
+      <w:r>
+        <w:t>topics discussed in the ethics document.</w:t>
+      </w:r>
+      <w:r>
+        <w:t xml:space="preserve"> In terms of estimated effort, this would be considered relatively low </w:t>
+      </w:r>
+      <w:r>
+        <w:t>as there is already something sim</w:t>
+      </w:r>
+      <w:r>
+        <w:t xml:space="preserve">ilar in the system with the analytics table. </w:t>
+      </w:r>
+    </w:p>
+    <w:p>
+      <w:r>
+        <w:t>Finally</w:t>
+      </w:r>
+      <w:r>
+        <w:t xml:space="preserve">, there could be the implementation of difficulty levels in the quizzes with more </w:t>
+      </w:r>
+      <w:r>
+        <w:t>challenging</w:t>
+      </w:r>
+      <w:r>
+        <w:t xml:space="preserve"> </w:t>
+      </w:r>
+      <w:r>
+        <w:t xml:space="preserve">quizzes having longer, more complex questions as supposed to multiple choice answers. </w:t>
+      </w:r>
+      <w:r>
+        <w:t>This would challenge the users and allow for a steady progression in their learning on the topics they read about in the museum. In terms of estimated effort</w:t>
+      </w:r>
+      <w:r>
+        <w:t>,</w:t>
+      </w:r>
+      <w:r>
+        <w:t xml:space="preserve"> this would be </w:t>
+      </w:r>
+      <w:r>
+        <w:t xml:space="preserve">relatively low as it would just consist of creating a couple more quizzes without multiple choice questions. </w:t>
+      </w:r>
+    </w:p>
     <w:p/>
     <w:sectPr>
       <w:pgSz w:w="11906" w:h="16838"/>
